--- a/Week 1/sheets/Topics.docx
+++ b/Week 1/sheets/Topics.docx
@@ -238,61 +238,93 @@
       </w:r>
     </w:p>
     <w:p>
-      <w:r>
-        <w:rPr>
-          <w:rFonts w:ascii="Nirmala UI" w:hAnsi="Nirmala UI" w:cs="Nirmala UI"/>
+      <w:pPr>
+        <w:rPr>
+          <w:color w:val="84E290" w:themeColor="accent3" w:themeTint="66"/>
+        </w:rPr>
+      </w:pPr>
+      <w:r>
+        <w:rPr>
+          <w:rFonts w:ascii="Nirmala UI" w:hAnsi="Nirmala UI" w:cs="Nirmala UI"/>
+          <w:color w:val="84E290" w:themeColor="accent3" w:themeTint="66"/>
         </w:rPr>
         <w:t>এগুলো</w:t>
       </w:r>
       <w:r>
+        <w:rPr>
+          <w:color w:val="84E290" w:themeColor="accent3" w:themeTint="66"/>
+        </w:rPr>
         <w:t xml:space="preserve"> CompTIA</w:t>
       </w:r>
       <w:r>
+        <w:rPr>
+          <w:color w:val="84E290" w:themeColor="accent3" w:themeTint="66"/>
+        </w:rPr>
         <w:noBreakHyphen/>
       </w:r>
       <w:r>
         <w:rPr>
           <w:rFonts w:ascii="Nirmala UI" w:hAnsi="Nirmala UI" w:cs="Nirmala UI"/>
+          <w:color w:val="84E290" w:themeColor="accent3" w:themeTint="66"/>
         </w:rPr>
         <w:t>র</w:t>
       </w:r>
       <w:r>
+        <w:rPr>
+          <w:color w:val="84E290" w:themeColor="accent3" w:themeTint="66"/>
+        </w:rPr>
         <w:t xml:space="preserve"> “high</w:t>
       </w:r>
       <w:r>
+        <w:rPr>
+          <w:color w:val="84E290" w:themeColor="accent3" w:themeTint="66"/>
+        </w:rPr>
         <w:noBreakHyphen/>
         <w:t xml:space="preserve">yield” </w:t>
       </w:r>
       <w:r>
         <w:rPr>
           <w:rFonts w:ascii="Nirmala UI" w:hAnsi="Nirmala UI" w:cs="Nirmala UI"/>
+          <w:color w:val="84E290" w:themeColor="accent3" w:themeTint="66"/>
         </w:rPr>
         <w:t>টপিক</w:t>
       </w:r>
       <w:r>
+        <w:rPr>
+          <w:color w:val="84E290" w:themeColor="accent3" w:themeTint="66"/>
+        </w:rPr>
         <w:t xml:space="preserve"> — </w:t>
       </w:r>
       <w:r>
         <w:rPr>
           <w:rFonts w:ascii="Nirmala UI" w:hAnsi="Nirmala UI" w:cs="Nirmala UI"/>
+          <w:color w:val="84E290" w:themeColor="accent3" w:themeTint="66"/>
         </w:rPr>
         <w:t>অর্থাৎ</w:t>
       </w:r>
       <w:r>
-        <w:t xml:space="preserve"> </w:t>
-      </w:r>
-      <w:r>
-        <w:rPr>
-          <w:rFonts w:ascii="Nirmala UI" w:hAnsi="Nirmala UI" w:cs="Nirmala UI"/>
+        <w:rPr>
+          <w:color w:val="84E290" w:themeColor="accent3" w:themeTint="66"/>
+        </w:rPr>
+        <w:t xml:space="preserve"> </w:t>
+      </w:r>
+      <w:r>
+        <w:rPr>
+          <w:rFonts w:ascii="Nirmala UI" w:hAnsi="Nirmala UI" w:cs="Nirmala UI"/>
+          <w:color w:val="84E290" w:themeColor="accent3" w:themeTint="66"/>
         </w:rPr>
         <w:t>বারবার</w:t>
       </w:r>
       <w:r>
-        <w:t xml:space="preserve"> </w:t>
-      </w:r>
-      <w:r>
-        <w:rPr>
-          <w:rFonts w:ascii="Nirmala UI" w:hAnsi="Nirmala UI" w:cs="Nirmala UI"/>
+        <w:rPr>
+          <w:color w:val="84E290" w:themeColor="accent3" w:themeTint="66"/>
+        </w:rPr>
+        <w:t xml:space="preserve"> </w:t>
+      </w:r>
+      <w:r>
+        <w:rPr>
+          <w:rFonts w:ascii="Nirmala UI" w:hAnsi="Nirmala UI" w:cs="Nirmala UI"/>
+          <w:color w:val="84E290" w:themeColor="accent3" w:themeTint="66"/>
         </w:rPr>
         <w:t>আসে।</w:t>
       </w:r>
@@ -302,6 +334,7 @@
         <w:rPr>
           <w:b/>
           <w:bCs/>
+          <w:color w:val="84E290" w:themeColor="accent3" w:themeTint="66"/>
         </w:rPr>
       </w:pPr>
       <w:r>
@@ -309,6 +342,7 @@
           <w:rFonts w:ascii="Segoe UI Emoji" w:hAnsi="Segoe UI Emoji" w:cs="Segoe UI Emoji"/>
           <w:b/>
           <w:bCs/>
+          <w:color w:val="84E290" w:themeColor="accent3" w:themeTint="66"/>
         </w:rPr>
         <w:t>🔥</w:t>
       </w:r>
@@ -316,117 +350,173 @@
         <w:rPr>
           <w:b/>
           <w:bCs/>
+          <w:color w:val="84E290" w:themeColor="accent3" w:themeTint="66"/>
         </w:rPr>
         <w:t xml:space="preserve"> 1) Network Security (Week 1)</w:t>
       </w:r>
     </w:p>
     <w:p>
+      <w:pPr>
+        <w:rPr>
+          <w:color w:val="84E290" w:themeColor="accent3" w:themeTint="66"/>
+        </w:rPr>
+      </w:pPr>
       <w:r>
         <w:rPr>
           <w:rFonts w:ascii="Segoe UI Emoji" w:hAnsi="Segoe UI Emoji" w:cs="Segoe UI Emoji"/>
+          <w:color w:val="84E290" w:themeColor="accent3" w:themeTint="66"/>
         </w:rPr>
         <w:t>➡️</w:t>
       </w:r>
       <w:r>
-        <w:t xml:space="preserve"> </w:t>
-      </w:r>
-      <w:r>
-        <w:rPr>
-          <w:b/>
-          <w:bCs/>
+        <w:rPr>
+          <w:color w:val="84E290" w:themeColor="accent3" w:themeTint="66"/>
+        </w:rPr>
+        <w:t xml:space="preserve"> </w:t>
+      </w:r>
+      <w:r>
+        <w:rPr>
+          <w:b/>
+          <w:bCs/>
+          <w:color w:val="84E290" w:themeColor="accent3" w:themeTint="66"/>
         </w:rPr>
         <w:t>15–22 questions</w:t>
       </w:r>
       <w:r>
-        <w:t xml:space="preserve"> </w:t>
-      </w:r>
-      <w:r>
-        <w:rPr>
-          <w:rFonts w:ascii="Nirmala UI" w:hAnsi="Nirmala UI" w:cs="Nirmala UI"/>
+        <w:rPr>
+          <w:color w:val="84E290" w:themeColor="accent3" w:themeTint="66"/>
+        </w:rPr>
+        <w:t xml:space="preserve"> </w:t>
+      </w:r>
+      <w:r>
+        <w:rPr>
+          <w:rFonts w:ascii="Nirmala UI" w:hAnsi="Nirmala UI" w:cs="Nirmala UI"/>
+          <w:color w:val="84E290" w:themeColor="accent3" w:themeTint="66"/>
         </w:rPr>
         <w:t>এটাই</w:t>
       </w:r>
       <w:r>
-        <w:t xml:space="preserve"> </w:t>
-      </w:r>
-      <w:r>
-        <w:rPr>
-          <w:rFonts w:ascii="Nirmala UI" w:hAnsi="Nirmala UI" w:cs="Nirmala UI"/>
+        <w:rPr>
+          <w:color w:val="84E290" w:themeColor="accent3" w:themeTint="66"/>
+        </w:rPr>
+        <w:t xml:space="preserve"> </w:t>
+      </w:r>
+      <w:r>
+        <w:rPr>
+          <w:rFonts w:ascii="Nirmala UI" w:hAnsi="Nirmala UI" w:cs="Nirmala UI"/>
+          <w:color w:val="84E290" w:themeColor="accent3" w:themeTint="66"/>
         </w:rPr>
         <w:t>সবচেয়ে</w:t>
       </w:r>
       <w:r>
-        <w:t xml:space="preserve"> </w:t>
-      </w:r>
-      <w:r>
-        <w:rPr>
-          <w:rFonts w:ascii="Nirmala UI" w:hAnsi="Nirmala UI" w:cs="Nirmala UI"/>
+        <w:rPr>
+          <w:color w:val="84E290" w:themeColor="accent3" w:themeTint="66"/>
+        </w:rPr>
+        <w:t xml:space="preserve"> </w:t>
+      </w:r>
+      <w:r>
+        <w:rPr>
+          <w:rFonts w:ascii="Nirmala UI" w:hAnsi="Nirmala UI" w:cs="Nirmala UI"/>
+          <w:color w:val="84E290" w:themeColor="accent3" w:themeTint="66"/>
         </w:rPr>
         <w:t>বড়</w:t>
       </w:r>
       <w:r>
-        <w:t xml:space="preserve"> </w:t>
-      </w:r>
-      <w:r>
-        <w:rPr>
-          <w:rFonts w:ascii="Nirmala UI" w:hAnsi="Nirmala UI" w:cs="Nirmala UI"/>
+        <w:rPr>
+          <w:color w:val="84E290" w:themeColor="accent3" w:themeTint="66"/>
+        </w:rPr>
+        <w:t xml:space="preserve"> </w:t>
+      </w:r>
+      <w:r>
+        <w:rPr>
+          <w:rFonts w:ascii="Nirmala UI" w:hAnsi="Nirmala UI" w:cs="Nirmala UI"/>
+          <w:color w:val="84E290" w:themeColor="accent3" w:themeTint="66"/>
         </w:rPr>
         <w:t>অংশ।</w:t>
       </w:r>
     </w:p>
     <w:p>
-      <w:r>
-        <w:rPr>
-          <w:rFonts w:ascii="Nirmala UI" w:hAnsi="Nirmala UI" w:cs="Nirmala UI"/>
+      <w:pPr>
+        <w:rPr>
+          <w:color w:val="84E290" w:themeColor="accent3" w:themeTint="66"/>
+        </w:rPr>
+      </w:pPr>
+      <w:r>
+        <w:rPr>
+          <w:rFonts w:ascii="Nirmala UI" w:hAnsi="Nirmala UI" w:cs="Nirmala UI"/>
+          <w:color w:val="84E290" w:themeColor="accent3" w:themeTint="66"/>
         </w:rPr>
         <w:t>এর</w:t>
       </w:r>
       <w:r>
-        <w:t xml:space="preserve"> </w:t>
-      </w:r>
-      <w:r>
-        <w:rPr>
-          <w:rFonts w:ascii="Nirmala UI" w:hAnsi="Nirmala UI" w:cs="Nirmala UI"/>
+        <w:rPr>
+          <w:color w:val="84E290" w:themeColor="accent3" w:themeTint="66"/>
+        </w:rPr>
+        <w:t xml:space="preserve"> </w:t>
+      </w:r>
+      <w:r>
+        <w:rPr>
+          <w:rFonts w:ascii="Nirmala UI" w:hAnsi="Nirmala UI" w:cs="Nirmala UI"/>
+          <w:color w:val="84E290" w:themeColor="accent3" w:themeTint="66"/>
         </w:rPr>
         <w:t>মধ্যে</w:t>
       </w:r>
       <w:r>
-        <w:t xml:space="preserve"> </w:t>
-      </w:r>
-      <w:r>
-        <w:rPr>
-          <w:rFonts w:ascii="Nirmala UI" w:hAnsi="Nirmala UI" w:cs="Nirmala UI"/>
+        <w:rPr>
+          <w:color w:val="84E290" w:themeColor="accent3" w:themeTint="66"/>
+        </w:rPr>
+        <w:t xml:space="preserve"> </w:t>
+      </w:r>
+      <w:r>
+        <w:rPr>
+          <w:rFonts w:ascii="Nirmala UI" w:hAnsi="Nirmala UI" w:cs="Nirmala UI"/>
+          <w:color w:val="84E290" w:themeColor="accent3" w:themeTint="66"/>
         </w:rPr>
         <w:t>সবচেয়ে</w:t>
       </w:r>
       <w:r>
+        <w:rPr>
+          <w:color w:val="84E290" w:themeColor="accent3" w:themeTint="66"/>
+        </w:rPr>
         <w:t xml:space="preserve"> repeat </w:t>
       </w:r>
       <w:r>
         <w:rPr>
           <w:rFonts w:ascii="Nirmala UI" w:hAnsi="Nirmala UI" w:cs="Nirmala UI"/>
+          <w:color w:val="84E290" w:themeColor="accent3" w:themeTint="66"/>
         </w:rPr>
         <w:t>হওয়া</w:t>
       </w:r>
       <w:r>
-        <w:t xml:space="preserve"> </w:t>
-      </w:r>
-      <w:r>
-        <w:rPr>
-          <w:rFonts w:ascii="Nirmala UI" w:hAnsi="Nirmala UI" w:cs="Nirmala UI"/>
+        <w:rPr>
+          <w:color w:val="84E290" w:themeColor="accent3" w:themeTint="66"/>
+        </w:rPr>
+        <w:t xml:space="preserve"> </w:t>
+      </w:r>
+      <w:r>
+        <w:rPr>
+          <w:rFonts w:ascii="Nirmala UI" w:hAnsi="Nirmala UI" w:cs="Nirmala UI"/>
+          <w:color w:val="84E290" w:themeColor="accent3" w:themeTint="66"/>
         </w:rPr>
         <w:t>সাব</w:t>
       </w:r>
       <w:r>
+        <w:rPr>
+          <w:color w:val="84E290" w:themeColor="accent3" w:themeTint="66"/>
+        </w:rPr>
         <w:noBreakHyphen/>
       </w:r>
       <w:r>
         <w:rPr>
           <w:rFonts w:ascii="Nirmala UI" w:hAnsi="Nirmala UI" w:cs="Nirmala UI"/>
+          <w:color w:val="84E290" w:themeColor="accent3" w:themeTint="66"/>
         </w:rPr>
         <w:t>টপিক</w:t>
       </w:r>
       <w:r>
+        <w:rPr>
+          <w:color w:val="84E290" w:themeColor="accent3" w:themeTint="66"/>
+        </w:rPr>
         <w:t>:</w:t>
       </w:r>
     </w:p>
